--- a/แผน/Couse Syllabus.docx
+++ b/แผน/Couse Syllabus.docx
@@ -609,20 +609,20 @@
             <w:pPr>
               <w:jc w:val="thaiDistribute"/>
               <w:rPr>
-                <w:sz w:val="36"/>
-                <w:szCs w:val="36"/>
+                <w:rFonts w:hint="cs"/>
+                <w:sz w:val="36"/>
+                <w:szCs w:val="36"/>
+                <w:cs/>
               </w:rPr>
             </w:pPr>
             <w:r>
               <w:rPr>
                 <w:rFonts w:hint="cs"/>
-                <w:b/>
-                <w:bCs/>
-                <w:sz w:val="36"/>
-                <w:szCs w:val="36"/>
-                <w:cs/>
-              </w:rPr>
-              <w:t>สัปดาห์ที่</w:t>
+                <w:sz w:val="36"/>
+                <w:szCs w:val="36"/>
+                <w:cs/>
+              </w:rPr>
+              <w:t>ครั้งที่</w:t>
             </w:r>
           </w:p>
         </w:tc>
@@ -1208,11 +1208,9 @@
               </w:rPr>
               <w:t xml:space="preserve"> </w:t>
             </w:r>
-            <w:proofErr w:type="spellStart"/>
             <w:r>
               <w:t>Vlan</w:t>
             </w:r>
-            <w:proofErr w:type="spellEnd"/>
           </w:p>
         </w:tc>
       </w:tr>
@@ -1267,13 +1265,8 @@
               </w:rPr>
               <w:t xml:space="preserve">ระบบเครื่องข่ายด้วยอุปกรณ์จริง </w:t>
             </w:r>
-            <w:proofErr w:type="spellStart"/>
-            <w:r>
-              <w:t>Vlan</w:t>
-            </w:r>
-            <w:proofErr w:type="spellEnd"/>
-            <w:r>
-              <w:t xml:space="preserve"> (</w:t>
+            <w:r>
+              <w:t>Vlan (</w:t>
             </w:r>
             <w:r>
               <w:rPr>
@@ -1316,7 +1309,6 @@
             <w:pPr>
               <w:jc w:val="thaiDistribute"/>
               <w:rPr>
-                <w:rFonts w:hint="cs"/>
                 <w:sz w:val="36"/>
                 <w:szCs w:val="36"/>
                 <w:cs/>
